--- a/Evidences_Advanced_Emerging_Economies_Revised.docx
+++ b/Evidences_Advanced_Emerging_Economies_Revised.docx
@@ -102,9 +102,6 @@
       </w:r>
     </w:p>
     <w:p>
-      <w:pPr>
-        <w:ind w:firstLine="0"/>
-      </w:pPr>
       <w:r>
         <w:t>Industry 5.0 represents a paradigmatic transition toward human-centric, sustainable, and resilient industrial ecosystems. While existing literature documents this transition descriptively, a systematic comparative analysis explaining why certain economies achieve successful Industry 5.0 outcomes remains absent. This chapter addresses this gap by applying a formal Qualitative Comparative Analysis (QCA) methodology to examine Industry 5.0 adoption trajectories across six economies—Germany, Japan, and the United States (advanced) and India, Brazil, and Southeast Asian nations (emerging). Through calibration of five causal conditions (technological infrastructure, workforce readiness, policy environment, innovation capacity, and sustainability orientation), construction of truth tables, and identification of sufficient and necessary conditions, the analysis reveals that no single factor determines Industry 5.0 success. Advanced economies achieve outcomes through a configuration of high technological maturity combined with strong policy frameworks, while emerging economies achieve comparable outcomes through alternative pathways combining workforce agility with frugal innovation capacity. The findings challenge the assumption that Industry 5.0 requires uniform preconditions and demonstrate that equifinal pathways exist for economies at different developmental stages. Empirical evidence drawn from 47 manufacturing firms across six countries, supplemented by OECD, UNIDO, and World Bank data, validates the configurational logic. The chapter concludes with evidence-based policy recommendations tailored to each developmental context.</w:t>
       </w:r>
@@ -138,12 +135,25 @@
     </w:p>
     <w:p>
       <w:r>
-        <w:t>Industry 4.0 prioritized automation, cyber-physical systems, and data exchange as ends in themselves—a techno-deterministic paradigm that increased efficiency while often marginalizing human agency and ecological limits [1]. The European Commission's 2021 policy brief formally articulated Industry 5.0 as a corrective vision, centering three pillars: human-centricity, sustainability, and resilience [2]. However, the transition from 4.0 to 5.0 is neither automatic nor uniform. It depends on pre-existing institutional arrangements, technological capabilities, labor market structures, and policy orientations that vary fundamentally across regions [3].</w:t>
+        <w:t>Industry 4.0 prioritized automation, cyber-physical systems, and data exchange as ends in themselves—a techno-deterministic paradigm that increased efficiency while often marginalizing human agency and ecological limits [1]. The European Commission’s 2021 policy brief formally articulated Industry 5.0 as a corrective vision, centering three pillars: human-centricity, sustainability, and resilience [2]. However, the transition from 4.0 to 5.0 is neither automatic nor uniform. It depends on pre-existing institutional arrangements, technological capabilities, labor market structures, and policy orientations that vary fundamentally across regions [3].</w:t>
       </w:r>
     </w:p>
     <w:p>
       <w:r>
         <w:t>The critical distinction between Industry 4.0 and 5.0 lies not in the technologies deployed—many remain the same (AI, IoT, robotics, digital twins)—but in the design logic governing their deployment. Under Industry 4.0, collaborative robots (cobots) were justified primarily through efficiency gains; under Industry 5.0, the same cobots are evaluated through additional criteria of worker well-being, ergonomic enhancement, and job enrichment [4]. This shift from optimization logic to augmentation logic has profound implications for how economies at different developmental stages adopt and adapt these technologies.</w:t>
+      </w:r>
+    </w:p>
+    <w:p>
+      <w:pPr>
+        <w:pStyle w:val="Heading3"/>
+      </w:pPr>
+      <w:r>
+        <w:t>1.1.1 Key Enabling Technologies in the Industry 5.0 Context</w:t>
+      </w:r>
+    </w:p>
+    <w:p>
+      <w:r>
+        <w:t>The technological enablers of Industry 5.0 are not new inventions but rather existing Industry 4.0 technologies redeployed under a human-centric design philosophy. Artificial Intelligence (AI) enables predictive maintenance, adaptive scheduling, and real-time quality control, but under Industry 5.0 principles, AI systems are designed to maintain human oversight and augment rather than replace operator judgment [5]. Collaborative robots (cobots) represent a second critical enabler—unlike traditional industrial robots operating behind safety cages, cobots work alongside humans without physical barriers, performing repetitive, physically demanding, or hazardous tasks while leaving cognitive and creative work to human operators. Digital twins—virtual replicas of physical manufacturing systems—provide a third enabler by allowing real-time monitoring, simulation, and optimization without disrupting actual production processes. The Internet of Things (IoT) connects machines, sensors, and human operators into integrated data ecosystems, while 5G connectivity provides the low-latency communication backbone necessary for real-time human-robot coordination. Crucially, the deployment of these technologies under Industry 5.0 requires consideration of ergonomic impact, worker autonomy, environmental footprint, and system resilience—dimensions largely absent from Industry 4.0 implementation frameworks [6].</w:t>
       </w:r>
     </w:p>
     <w:p>
@@ -170,7 +180,7 @@
         <w:t xml:space="preserve">Gap 1: Absence of configurational explanations. </w:t>
       </w:r>
       <w:r>
-        <w:t>Existing studies document Industry 5.0 implementations descriptively but fail to explain why certain combinations of conditions lead to successful outcomes while others do not. The literature overwhelmingly treats causal factors in isolation—examining technology adoption or policy frameworks or workforce readiness—without analyzing how these factors interact configurally [5, 6].</w:t>
+        <w:t>Existing studies document Industry 5.0 implementations descriptively but fail to explain why certain combinations of conditions lead to successful outcomes while others do not. The literature treats causal factors in isolation—examining technology adoption or policy frameworks or workforce readiness—without analyzing how these factors interact configurally [5, 6].</w:t>
       </w:r>
     </w:p>
     <w:p>
@@ -184,7 +194,7 @@
         <w:t xml:space="preserve">Gap 2: Limited cross-economy systematic comparison. </w:t>
       </w:r>
       <w:r>
-        <w:t>While individual country case studies abound, rigorous comparative analyses that simultaneously examine advanced and emerging economies using a consistent analytical framework remain scarce. Most comparative work relies on implicit, narrative comparisons rather than systematic methodology [7, 8].</w:t>
+        <w:t>While individual country case studies abound, rigorous comparative analyses that simultaneously examine advanced and emerging economies using a consistent analytical framework remain scarce [7, 8].</w:t>
       </w:r>
     </w:p>
     <w:p>
@@ -216,7 +226,7 @@
     </w:p>
     <w:p>
       <w:r>
-        <w:t>This chapter is grounded in configurational theory, which posits that organizational and socio-economic outcomes arise from combinations of causally relevant conditions rather than from single independent variables acting in isolation [10]. Three principles of configurational theory are particularly relevant:</w:t>
+        <w:t>This chapter is grounded in configurational theory, which posits that organizational and socio-economic outcomes arise from combinations of causally relevant conditions rather than from single independent variables acting in isolation [10]. Three principles are relevant:</w:t>
       </w:r>
     </w:p>
     <w:p>
@@ -238,7 +248,7 @@
         <w:t xml:space="preserve">Equifinality: </w:t>
       </w:r>
       <w:r>
-        <w:t>Multiple, distinct configurations can produce the same outcome. Advanced economies may achieve Industry 5.0 outcomes through one pathway (e.g., high technology + strong policy), while emerging economies achieve comparable outcomes through alternative pathways (e.g., high workforce agility + frugal innovation) [12].</w:t>
+        <w:t>Multiple, distinct configurations can produce the same outcome. Advanced economies may achieve Industry 5.0 outcomes through one pathway, while emerging economies achieve comparable outcomes through alternative pathways [12].</w:t>
       </w:r>
     </w:p>
     <w:p>
@@ -249,10 +259,9 @@
         <w:t xml:space="preserve">Asymmetric causation: </w:t>
       </w:r>
       <w:r>
-        <w:t>Conditions that explain the presence of an outcome do not necessarily explain its absence when negated. The absence of advanced technological infrastructure does not inevitably preclude Industry 5.0 success if compensating conditions are present [13].</w:t>
+        <w:t>Conditions explaining the presence of an outcome do not necessarily explain its absence when negated. The absence of advanced technological infrastructure does not inevitably preclude Industry 5.0 success if compensating conditions are present [13].</w:t>
       </w:r>
     </w:p>
-    <w:p/>
     <w:p>
       <w:pPr>
         <w:jc w:val="center"/>
@@ -299,7 +308,6 @@
       <w:r>
         <w:rPr>
           <w:b/>
-          <w:sz w:val="18"/>
         </w:rPr>
         <w:t>Figure 1. Configurational Framework for Industry 5.0 Adoption: Five Causal Conditions and Equifinal Pathways Across Advanced and Emerging Economies.</w:t>
       </w:r>
@@ -322,12 +330,7 @@
     </w:p>
     <w:p>
       <w:r>
-        <w:t>This study employs fuzzy-set Qualitative Comparative Analysis (fsQCA), a set-theoretic method suited for intermediate-N comparative research that examines how combinations of conditions relate to outcomes [14]. QCA bridges the gap between variable-oriented quantitative methods (which sacrifice configurational complexity for generalizability) and case-oriented qualitative methods (which preserve complexity but limit systematic comparison) [15].</w:t>
-      </w:r>
-    </w:p>
-    <w:p>
-      <w:r>
-        <w:t>Case selection rationale: Six economies were selected using a most-different-systems design: Germany, Japan, and the United States represent advanced economies with high but varied Industry 5.0 maturity; India, Brazil, and Southeast Asia (represented by Vietnam, Thailand, and Indonesia as a composite case) represent emerging economies with divergent adoption trajectories. This selection maximizes variation on key conditions while controlling for the shared outcome of interest—meaningful progress toward Industry 5.0 implementation [16].</w:t>
+        <w:t>This study employs fuzzy-set Qualitative Comparative Analysis (fsQCA), a set-theoretic method suited for intermediate-N comparative research [14]. QCA bridges variable-oriented quantitative methods and case-oriented qualitative methods [15]. Six economies were selected using a most-different-systems design: Germany, Japan, and the United States (advanced) and India, Brazil, and Southeast Asia (emerging) [16].</w:t>
       </w:r>
     </w:p>
     <w:p>
@@ -340,15 +343,8 @@
     </w:p>
     <w:p>
       <w:r>
-        <w:t>Five causal conditions were identified from the literature and operationalized using composite indicators:</w:t>
-      </w:r>
-    </w:p>
-    <w:p/>
-    <w:p>
-      <w:r>
         <w:rPr>
           <w:b/>
-          <w:sz w:val="18"/>
         </w:rPr>
         <w:t>Table 1. Operationalization of Causal Conditions for QCA</w:t>
       </w:r>
@@ -449,7 +445,7 @@
               <w:rPr>
                 <w:sz w:val="18"/>
               </w:rPr>
-              <w:t>Robot density per 10,000 workers; ICT infrastructure index; R&amp;D expenditure as % GDP</w:t>
+              <w:t>Robot density per 10,000 workers; ICT infrastructure index; R&amp;D as % GDP</w:t>
             </w:r>
           </w:p>
         </w:tc>
@@ -463,7 +459,7 @@
               <w:rPr>
                 <w:sz w:val="18"/>
               </w:rPr>
-              <w:t>IFR World Robotics 2023; ITU ICT Development Index; OECD S&amp;T Indicators</w:t>
+              <w:t>IFR World Robotics 2023; ITU ICT Index; OECD S&amp;T Indicators</w:t>
             </w:r>
           </w:p>
         </w:tc>
@@ -491,7 +487,7 @@
               <w:rPr>
                 <w:sz w:val="18"/>
               </w:rPr>
-              <w:t>Digital skills index; vocational training enrollment rate; STEM graduates per capita</w:t>
+              <w:t>Digital skills index; vocational training enrollment; STEM graduates per capita</w:t>
             </w:r>
           </w:p>
         </w:tc>
@@ -504,7 +500,7 @@
               <w:rPr>
                 <w:sz w:val="18"/>
               </w:rPr>
-              <w:t>WEF Human Capital Index; UNESCO Institute for Statistics; national labor surveys</w:t>
+              <w:t>WEF Human Capital Index; UNESCO; national labor surveys</w:t>
             </w:r>
           </w:p>
         </w:tc>
@@ -534,7 +530,7 @@
               <w:rPr>
                 <w:sz w:val="18"/>
               </w:rPr>
-              <w:t>Industrial policy coherence score; regulatory quality index; public investment in I5.0</w:t>
+              <w:t>Industrial policy coherence; regulatory quality; public investment in I5.0</w:t>
             </w:r>
           </w:p>
         </w:tc>
@@ -548,7 +544,7 @@
               <w:rPr>
                 <w:sz w:val="18"/>
               </w:rPr>
-              <w:t>World Bank Governance Indicators; OECD Industrial Policy Reviews; government white papers</w:t>
+              <w:t>World Bank Governance Indicators; OECD Reviews; government papers</w:t>
             </w:r>
           </w:p>
         </w:tc>
@@ -576,7 +572,7 @@
               <w:rPr>
                 <w:sz w:val="18"/>
               </w:rPr>
-              <w:t>Patent applications in relevant technologies; startup density; university-industry collaboration</w:t>
+              <w:t>Patent applications; startup density; university-industry collaboration</w:t>
             </w:r>
           </w:p>
         </w:tc>
@@ -589,7 +585,7 @@
               <w:rPr>
                 <w:sz w:val="18"/>
               </w:rPr>
-              <w:t>WIPO Statistics Database; Crunchbase; Global Innovation Index</w:t>
+              <w:t>WIPO Statistics; Crunchbase; Global Innovation Index</w:t>
             </w:r>
           </w:p>
         </w:tc>
@@ -619,7 +615,7 @@
               <w:rPr>
                 <w:sz w:val="18"/>
               </w:rPr>
-              <w:t>Circular economy readiness; carbon intensity of manufacturing; environmental policy stringency</w:t>
+              <w:t>Circular economy readiness; carbon intensity; environmental policy stringency</w:t>
             </w:r>
           </w:p>
         </w:tc>
@@ -633,7 +629,7 @@
               <w:rPr>
                 <w:sz w:val="18"/>
               </w:rPr>
-              <w:t>Eurostat/national statistics; IEA; OECD Environmental Policy Stringency Index</w:t>
+              <w:t>Eurostat; IEA; OECD Environmental Policy Stringency Index</w:t>
             </w:r>
           </w:p>
         </w:tc>
@@ -649,15 +645,13 @@
     </w:p>
     <w:p>
       <w:r>
-        <w:t>Calibration—the assignment of fuzzy-set membership scores—is the critical step that transforms raw data into set-theoretic measures. Following Ragin's [14] recommendations, three qualitative anchors were established for each condition:</w:t>
+        <w:t>Calibration—the assignment of fuzzy-set membership scores—transforms raw data into set-theoretic measures. Three qualitative anchors were established for each condition [14]:</w:t>
       </w:r>
     </w:p>
-    <w:p/>
     <w:p>
       <w:r>
         <w:rPr>
           <w:b/>
-          <w:sz w:val="18"/>
         </w:rPr>
         <w:t>Table 2. Calibration Anchors for Fuzzy-Set Membership</w:t>
       </w:r>
@@ -792,7 +786,7 @@
               <w:rPr>
                 <w:sz w:val="18"/>
               </w:rPr>
-              <w:t>Robot density 150-200; R&amp;D 1.5% GDP</w:t>
+              <w:t>Robot density 150-200; R&amp;D 1.5%</w:t>
             </w:r>
           </w:p>
         </w:tc>
@@ -806,7 +800,7 @@
               <w:rPr>
                 <w:sz w:val="18"/>
               </w:rPr>
-              <w:t>Robot density &lt;30; R&amp;D &lt;0.5% GDP</w:t>
+              <w:t>Robot density &lt;30; R&amp;D &lt;0.5%</w:t>
             </w:r>
           </w:p>
         </w:tc>
@@ -890,7 +884,7 @@
               <w:rPr>
                 <w:sz w:val="18"/>
               </w:rPr>
-              <w:t>Dedicated I5.0 strategy with &gt;€1B</w:t>
+              <w:t>Dedicated I5.0 strategy, &gt;€1B</w:t>
             </w:r>
           </w:p>
         </w:tc>
@@ -904,7 +898,7 @@
               <w:rPr>
                 <w:sz w:val="18"/>
               </w:rPr>
-              <w:t>Sector-specific programs; moderate funding</w:t>
+              <w:t>Sector-specific; moderate funding</w:t>
             </w:r>
           </w:p>
         </w:tc>
@@ -918,7 +912,7 @@
               <w:rPr>
                 <w:sz w:val="18"/>
               </w:rPr>
-              <w:t>No programs; fragmented policy</w:t>
+              <w:t>No programs; fragmented</w:t>
             </w:r>
           </w:p>
         </w:tc>
@@ -946,7 +940,7 @@
               <w:rPr>
                 <w:sz w:val="18"/>
               </w:rPr>
-              <w:t>&gt;50 patents/million; high startup density</w:t>
+              <w:t>&gt;50 patents/million; high startups</w:t>
             </w:r>
           </w:p>
         </w:tc>
@@ -959,7 +953,7 @@
               <w:rPr>
                 <w:sz w:val="18"/>
               </w:rPr>
-              <w:t>15-25 patents/million; moderate ecosystem</w:t>
+              <w:t>15-25 patents/million; moderate</w:t>
             </w:r>
           </w:p>
         </w:tc>
@@ -1002,7 +996,7 @@
               <w:rPr>
                 <w:sz w:val="18"/>
               </w:rPr>
-              <w:t>CE legislation; carbon declining &gt;3%/yr</w:t>
+              <w:t>CE legislation; carbon -3%/yr</w:t>
             </w:r>
           </w:p>
         </w:tc>
@@ -1016,7 +1010,7 @@
               <w:rPr>
                 <w:sz w:val="18"/>
               </w:rPr>
-              <w:t>Voluntary targets; moderate improvement</w:t>
+              <w:t>Voluntary targets; moderate</w:t>
             </w:r>
           </w:p>
         </w:tc>
@@ -1030,7 +1024,7 @@
               <w:rPr>
                 <w:sz w:val="18"/>
               </w:rPr>
-              <w:t>No framework; increasing intensity</w:t>
+              <w:t>No framework; increasing</w:t>
             </w:r>
           </w:p>
         </w:tc>
@@ -1041,7 +1035,6 @@
       <w:r>
         <w:rPr>
           <w:b/>
-          <w:sz w:val="18"/>
         </w:rPr>
         <w:t>Table 3. Fuzzy-Set Membership Scores for Six Economies</w:t>
       </w:r>
@@ -1192,7 +1185,7 @@
                 <w:color w:val="FFFFFF"/>
                 <w:sz w:val="18"/>
               </w:rPr>
-              <w:t>Outcome (IND5)</w:t>
+              <w:t>Outcome</w:t>
             </w:r>
           </w:p>
         </w:tc>
@@ -1787,15 +1780,13 @@
     </w:p>
     <w:p>
       <w:r>
-        <w:t>The truth table reduces the calibrated data into configurations of conditions present or absent. With five conditions and dichotomized membership (using the 0.5 crossover), the logical truth table contains 2⁵ = 32 possible configurations. The empirically observed configurations and their outcomes are presented in Table 4.</w:t>
+        <w:t>The truth table reduces calibrated data into configurations. With five conditions and dichotomized membership (0.5 crossover), the logical truth table contains 2⁵ = 32 possible configurations. Table 4 presents observed configurations.</w:t>
       </w:r>
     </w:p>
-    <w:p/>
     <w:p>
       <w:r>
         <w:rPr>
           <w:b/>
-          <w:sz w:val="18"/>
         </w:rPr>
         <w:t>Table 4. Truth Table: Observed Configurations and Outcomes</w:t>
       </w:r>
@@ -2701,7 +2692,7 @@
               <w:rPr>
                 <w:sz w:val="18"/>
               </w:rPr>
-              <w:t>Southeast Asia</w:t>
+              <w:t>SE Asia</w:t>
             </w:r>
           </w:p>
         </w:tc>
@@ -2743,12 +2734,7 @@
     </w:p>
     <w:p>
       <w:r>
-        <w:t>Boolean minimization of the truth table yields three solution paths:</w:t>
-      </w:r>
-    </w:p>
-    <w:p>
-      <w:r>
-        <w:t>Sufficient configurations for Industry 5.0 success:</w:t>
+        <w:t>Boolean minimization yields three solution paths:</w:t>
       </w:r>
     </w:p>
     <w:p>
@@ -2756,10 +2742,10 @@
         <w:rPr>
           <w:b/>
         </w:rPr>
-        <w:t xml:space="preserve">Path 1 (Advanced Economy Path): </w:t>
+        <w:t xml:space="preserve">Path 1 (Advanced Economy): </w:t>
       </w:r>
       <w:r>
-        <w:t>TECH * INNOV * WORK → IND5. High technological infrastructure combined with high innovation capacity and workforce readiness is sufficient for Industry 5.0 success. Covers: Germany, Japan, United States.</w:t>
+        <w:t>TECH * INNOV * WORK → IND5. Covers: Germany, Japan, United States.</w:t>
       </w:r>
     </w:p>
     <w:p>
@@ -2767,10 +2753,10 @@
         <w:rPr>
           <w:b/>
         </w:rPr>
-        <w:t xml:space="preserve">Path 2 (Policy-Driven Emerging Path): </w:t>
+        <w:t xml:space="preserve">Path 2 (Policy-Driven Emerging): </w:t>
       </w:r>
       <w:r>
-        <w:t>POL * INNOV * ~TECH → IND5. Strong policy environment combined with innovation capacity, even in the absence of advanced technological infrastructure, is sufficient. Covers: India.</w:t>
+        <w:t>POL * INNOV * ~TECH → IND5. Covers: India.</w:t>
       </w:r>
     </w:p>
     <w:p>
@@ -2778,15 +2764,15 @@
         <w:rPr>
           <w:b/>
         </w:rPr>
-        <w:t xml:space="preserve">Path 3 (Workforce-Led Emerging Path): </w:t>
+        <w:t xml:space="preserve">Path 3 (Workforce-Led Emerging): </w:t>
       </w:r>
       <w:r>
-        <w:t>WORK * POL * ~TECH * ~INNOV → IND5. High workforce readiness combined with supportive policy, despite low technology and innovation levels, is sufficient. Covers: Southeast Asia.</w:t>
+        <w:t>WORK * POL * ~TECH * ~INNOV → IND5. Covers: Southeast Asia.</w:t>
       </w:r>
     </w:p>
     <w:p>
       <w:r>
-        <w:t>Necessary condition analysis: No single condition is individually necessary for the outcome (all necessity consistency scores &lt; 0.90). However, the disjunction (TECH ∨ POL)—meaning either high technology OR strong policy—approaches the necessity threshold (consistency = 0.88), suggesting that at least one of these conditions must be present.</w:t>
+        <w:t>Necessary condition analysis: No single condition is individually necessary (all consistency &lt; 0.90). The disjunction (TECH ∨ POL) approaches the threshold (0.88), suggesting at least one must be present.</w:t>
       </w:r>
     </w:p>
     <w:p>
@@ -2799,15 +2785,8 @@
     </w:p>
     <w:p>
       <w:r>
-        <w:t>The QCA is supplemented by firm-level empirical data collected from 47 manufacturing enterprises across six economies (Table 5).</w:t>
-      </w:r>
-    </w:p>
-    <w:p/>
-    <w:p>
-      <w:r>
         <w:rPr>
           <w:b/>
-          <w:sz w:val="18"/>
         </w:rPr>
         <w:t>Table 5. Empirical Data Collection Summary</w:t>
       </w:r>
@@ -2990,7 +2969,7 @@
               <w:rPr>
                 <w:sz w:val="18"/>
               </w:rPr>
-              <w:t>Fraunhofer Institute; IFR data</w:t>
+              <w:t>Fraunhofer; IFR</w:t>
             </w:r>
           </w:p>
         </w:tc>
@@ -3057,7 +3036,7 @@
               <w:rPr>
                 <w:sz w:val="18"/>
               </w:rPr>
-              <w:t>METI white papers; JARA reports</w:t>
+              <w:t>METI; JARA</w:t>
             </w:r>
           </w:p>
         </w:tc>
@@ -3073,7 +3052,7 @@
               <w:rPr>
                 <w:sz w:val="18"/>
               </w:rPr>
-              <w:t>United States</w:t>
+              <w:t>USA</w:t>
             </w:r>
           </w:p>
         </w:tc>
@@ -3129,7 +3108,7 @@
               <w:rPr>
                 <w:sz w:val="18"/>
               </w:rPr>
-              <w:t>NIST MEP data; SEC filings</w:t>
+              <w:t>NIST MEP; SEC</w:t>
             </w:r>
           </w:p>
         </w:tc>
@@ -3170,7 +3149,7 @@
               <w:rPr>
                 <w:sz w:val="18"/>
               </w:rPr>
-              <w:t>Auto components (3), Textiles (2), Electronics (2)</w:t>
+              <w:t>Auto parts (3), Textiles (2), Electronics (2)</w:t>
             </w:r>
           </w:p>
         </w:tc>
@@ -3196,7 +3175,7 @@
               <w:rPr>
                 <w:sz w:val="18"/>
               </w:rPr>
-              <w:t>CII surveys; NSDC reports</w:t>
+              <w:t>CII; NSDC</w:t>
             </w:r>
           </w:p>
         </w:tc>
@@ -3240,7 +3219,7 @@
               <w:rPr>
                 <w:sz w:val="18"/>
               </w:rPr>
-              <w:t>Agro-industry (2), Automotive (2), Textiles (1)</w:t>
+              <w:t>Agro-industry (2), Auto (2), Textiles (1)</w:t>
             </w:r>
           </w:p>
         </w:tc>
@@ -3268,7 +3247,7 @@
               <w:rPr>
                 <w:sz w:val="18"/>
               </w:rPr>
-              <w:t>CNI/SENAI data; IBGE surveys</w:t>
+              <w:t>CNI/SENAI; IBGE</w:t>
             </w:r>
           </w:p>
         </w:tc>
@@ -3309,7 +3288,7 @@
               <w:rPr>
                 <w:sz w:val="18"/>
               </w:rPr>
-              <w:t>Electronics (3), Textiles (2), Agro-processing (1)</w:t>
+              <w:t>Electronics (3), Textiles (2), Agro (1)</w:t>
             </w:r>
           </w:p>
         </w:tc>
@@ -3335,7 +3314,7 @@
               <w:rPr>
                 <w:sz w:val="18"/>
               </w:rPr>
-              <w:t>ASEAN Secretariat; national stats</w:t>
+              <w:t>ASEAN; national stats</w:t>
             </w:r>
           </w:p>
         </w:tc>
@@ -3354,27 +3333,20 @@
         <w:pStyle w:val="Heading2"/>
       </w:pPr>
       <w:r>
-        <w:t>3.1 Configuration Analysis: Technology-Innovation-Workforce Synergies</w:t>
+        <w:t>3.1 Configuration Analysis</w:t>
       </w:r>
     </w:p>
     <w:p>
       <w:r>
-        <w:t>The QCA solution reveals that advanced economies achieve Industry 5.0 outcomes through Path 1 (TECH * INNOV * WORK), where high technological infrastructure, innovation capacity, and workforce readiness combine synergistically. Critically, this does not mean that policy and sustainability are irrelevant—Germany's high scores on all five conditions demonstrate their reinforcing role—but rather that technology-innovation-workforce is the core configuration driving outcomes.</w:t>
+        <w:t>Advanced economies achieve outcomes through Path 1 (TECH * INNOV * WORK). Among 29 firms, those exhibiting all three core conditions reported mean productivity improvements of 22.4% (SD = 6.8%) from HRC, compared to 8.7% (SD = 4.2%) for firms strong in only one or two.</w:t>
       </w:r>
     </w:p>
     <w:p>
       <w:r>
-        <w:t>Empirical validation from firm-level data: Among the 29 advanced-economy firms sampled, those exhibiting all three core conditions reported mean productivity improvements of 22.4% (SD = 6.8%) from human-robot collaboration initiatives, compared to 8.7% (SD = 4.2%) for firms strong in only one or two conditions (Table 6).</w:t>
-      </w:r>
-    </w:p>
-    <w:p/>
-    <w:p>
-      <w:r>
         <w:rPr>
           <w:b/>
-          <w:sz w:val="18"/>
         </w:rPr>
-        <w:t>Table 6. Firm-Level Outcomes in Advanced Economies: Configuration Effects</w:t>
+        <w:t>Table 6. Firm-Level Outcomes in Advanced Economies</w:t>
       </w:r>
     </w:p>
     <w:tbl>
@@ -3408,7 +3380,7 @@
                 <w:color w:val="FFFFFF"/>
                 <w:sz w:val="18"/>
               </w:rPr>
-              <w:t>Firm Configuration</w:t>
+              <w:t>Configuration</w:t>
             </w:r>
           </w:p>
         </w:tc>
@@ -3519,7 +3491,7 @@
               <w:rPr>
                 <w:sz w:val="18"/>
               </w:rPr>
-              <w:t>TECH + INNOV + WORK (all high)</w:t>
+              <w:t>TECH+INNOV+WORK (all high)</w:t>
             </w:r>
           </w:p>
         </w:tc>
@@ -3761,7 +3733,6 @@
         </w:tc>
       </w:tr>
     </w:tbl>
-    <w:p/>
     <w:p>
       <w:pPr>
         <w:jc w:val="center"/>
@@ -3808,9 +3779,8 @@
       <w:r>
         <w:rPr>
           <w:b/>
-          <w:sz w:val="18"/>
         </w:rPr>
-        <w:t>Figure 2. Firm-Level Industry 5.0 Outcomes by Configurational Pathway: Productivity Gains, Safety Improvements, and Cost-Scalability Trade-offs.</w:t>
+        <w:t>Figure 2. Firm-Level Industry 5.0 Outcomes by Configurational Pathway.</w:t>
       </w:r>
     </w:p>
     <w:p>
@@ -3823,17 +3793,7 @@
     </w:p>
     <w:p>
       <w:r>
-        <w:t>Germany exemplifies the full five-condition configuration. Its Industry 4.0 legacy—embedded in the Mittelstand's manufacturing culture—provides the technological substrate, while the dual vocational education system (Berufsausbildung) ensures workforce readiness for human-robot collaboration [17].</w:t>
-      </w:r>
-    </w:p>
-    <w:p>
-      <w:r>
-        <w:t>Critical analysis: Germany's success is not merely technological but institutional. The tripartite governance structure (government-industry-unions) enables proactive negotiation of automation's workforce impacts before deployment. Works councils (Betriebsräte) negotiate cobot deployment conditions, ensuring that productivity gains are shared rather than concentrated. This institutional architecture is not easily replicable in economies lacking comparable labor market institutions [18].</w:t>
-      </w:r>
-    </w:p>
-    <w:p>
-      <w:r>
-        <w:t>Empirical evidence from five German automotive plants (2020-2024): Productivity increase 18-26% (mean 21.3%); musculoskeletal injury reduction 35-47% (mean 41.2%); worker satisfaction scores increased from 3.2 to 4.1/5.0; net employment effect +2.3% (job redefinition rather than displacement); energy consumption per unit reduced 14.8% through AI-optimized scheduling. The High-Tech Strategy 2025 allocates €6.5 billion for climate-neutral manufacturing, specifically incentivizing cobot retrofitting and AI-based energy management [19].</w:t>
+        <w:t>Germany exemplifies the full five-condition configuration. Its Industry 4.0 legacy provides the technological substrate, while the dual vocational system ensures workforce readiness [17]. The tripartite governance structure enables proactive negotiation of automation impacts. Works councils negotiate cobot deployment conditions, ensuring shared productivity gains [18]. Data from five automotive plants (2020-2024): productivity +18-26% (mean 21.3%); injury reduction 35-47% (mean 41.2%); satisfaction scores 3.2→4.1/5; net employment +2.3%; energy per unit -14.8%. The High-Tech Strategy 2025 allocates €6.5B for climate-neutral manufacturing [19]. Mass personalization is enabled by digital twins and intelligent scheduling, allowing real-time production parameter adjustment. Circular economy principles are embedded: products designed for disassembly, IoT-tracked components for reuse, and digital twin simulation of end-of-life recovery pathways.</w:t>
       </w:r>
     </w:p>
     <w:p>
@@ -3846,17 +3806,7 @@
     </w:p>
     <w:p>
       <w:r>
-        <w:t>Japan's configuration is distinctive in that demographic pressure—a rapidly aging workforce—functions as both a constraint and an innovation catalyst. The absence of full sustainability orientation (SUST score 0.72) is compensated by exceptionally high technological infrastructure and a culturally embedded relationship with robotics [20].</w:t>
-      </w:r>
-    </w:p>
-    <w:p>
-      <w:r>
-        <w:t>Critical analysis: Japan's Society 5.0 framework explicitly links industrial innovation to social problem-solving, positioning Industry 5.0 not as a manufacturing strategy but as a societal one. However, Japan's approach reveals a tension: exoskeletons and assistive robots extend the working lives of elderly employees, which simultaneously addresses labor shortages and delays structural workforce transformation. Whether this constitutes genuine human-centricity or institutional path dependency is debatable [21].</w:t>
-      </w:r>
-    </w:p>
-    <w:p>
-      <w:r>
-        <w:t>Empirical evidence from eight Japanese firms (2019-2024): Wearable exoskeleton adoption reduces fatigue indicators by 32% in workers aged 55+; cobot-assisted assembly decreased defect rates by 23.8%; workforce participation of 60+ age group increased 8.7%; however, training costs per worker are 2.3x higher than for under-40 cohorts.</w:t>
+        <w:t>Japan’s demographic pressure functions as both constraint and catalyst. Society 5.0 links industrial innovation to social problem-solving [20]. Exoskeletons extend elderly workers’ careers—addressing shortages while potentially delaying structural transformation [21]. Data from eight firms: exoskeletons reduce fatigue 32% in 55+ workers; defect rates -23.8%; 60+ workforce participation +8.7%; training costs 2.3x higher for older cohorts. In automotive, cobots handle wiring harness installation while digital twins simulate production lines. The concept of monozukuri is reinterpreted through Industry 5.0 as fusion of craftsmanship with collaborative robotics.</w:t>
       </w:r>
     </w:p>
     <w:p>
@@ -3869,17 +3819,7 @@
     </w:p>
     <w:p>
       <w:r>
-        <w:t>The United States presents an analytically interesting case where exceptionally high innovation capacity (INNOV = 0.95) compensates for a comparatively weaker policy environment (POL = 0.70) and lower sustainability orientation (SUST = 0.60). The configuration works because Silicon Valley's AI ecosystem and the aerospace-defense industrial base generate technological spillovers that drive Industry 5.0 adoption even without comprehensive policy coordination [22].</w:t>
-      </w:r>
-    </w:p>
-    <w:p>
-      <w:r>
-        <w:t>Critical analysis: The US model is innovation-led but inequality-prone. Unlike Germany's institutionalized stakeholder approach, the US relies on market mechanisms for technology diffusion, resulting in highly uneven adoption. Aerospace firms achieve cutting-edge human-robot collaboration, while the broader manufacturing base lags significantly. The CHIPS and Science Act (2022) represents a partial correction, but its focus on semiconductor supply chain resilience is narrower than Germany's comprehensive Industry 5.0 strategy [23].</w:t>
-      </w:r>
-    </w:p>
-    <w:p>
-      <w:r>
-        <w:t>Empirical evidence from nine US firms: Digital twin adoption for production optimization 78% of aerospace firms vs. 23% of automotive SMEs; productivity gains from HRC 15-35% (high variance reflecting uneven adoption); worker training investment $2,400/employee/year in adopting firms vs. $680 in non-adopting firms; top-quartile firms capture 72% of total sector productivity gains.</w:t>
+        <w:t>The US’s exceptionally high innovation capacity (0.95) compensates for weaker policy (0.70) and sustainability (0.60) [22]. The model is inequality-prone: aerospace firms achieve cutting-edge HRC while the broader manufacturing base lags [23]. Data from nine firms: digital twin adoption 78% aerospace vs. 23% auto SMEs; HRC productivity +15-35%; training $2,400/employee in adopters vs. $680 in non-adopters; top quartile captures 72% of gains. In aerospace, cobots perform drilling inside confined structures. Human-robot teams achieve 20-35% fewer defects. Manufacturing Innovation Institutes represent an emerging mechanism, though coverage remains geographically uneven.</w:t>
       </w:r>
     </w:p>
     <w:p>
@@ -3887,12 +3827,12 @@
         <w:pStyle w:val="Heading2"/>
       </w:pPr>
       <w:r>
-        <w:t>3.5 Challenges and Limitations in Advanced Economies</w:t>
+        <w:t>3.5 Challenges in Advanced Economies</w:t>
       </w:r>
     </w:p>
     <w:p>
       <w:r>
-        <w:t>Despite strong outcomes, three structural challenges constrain further Industry 5.0 advancement: (1) Legacy system integration—43% of surveyed firms report this as the primary technical barrier, requiring costly retrofits estimated at 15-30% of new equipment cost [24]; (2) Data governance ambiguity—human-robot collaboration generates hybrid data whose ownership and liability implications remain legally unclear, with regulatory frameworks lagging practice by 3-5 years [25]; (3) Demographic-institutional tensions—aging workforces increase implementation costs while simultaneously making Industry 5.0 more necessary, creating a paradox of need versus fiscal constraint [26].</w:t>
+        <w:t>Three structural challenges persist: (1) Legacy integration—43% of firms report this as primary barrier, requiring retrofits at 15-30% of equipment cost [24]; (2) Data governance ambiguity—hybrid human-robot data ownership and liability remain legally unclear [25]; (3) Demographic tensions—aging workforces increase costs while making Industry 5.0 more necessary [26].</w:t>
       </w:r>
     </w:p>
     <w:p>
@@ -3908,22 +3848,20 @@
         <w:pStyle w:val="Heading2"/>
       </w:pPr>
       <w:r>
-        <w:t>4.1 Configuration Analysis: Outcomes Without Advanced Technology</w:t>
+        <w:t>4.1 Configuration Analysis</w:t>
       </w:r>
     </w:p>
     <w:p>
       <w:r>
-        <w:t>The QCA reveals two alternative pathways for emerging economies: Path 2 (POL * INNOV * ~TECH) representing policy-driven innovation despite technological limitations (India), and Path 3 (WORK * POL * ~TECH * ~INNOV) representing workforce-led transition with policy support (Southeast Asia). These pathways demonstrate equifinality—the same outcome achieved through fundamentally different causal configurations [27].</w:t>
+        <w:t>Two alternative pathways exist: Path 2 (POL * INNOV * ~TECH) for India and Path 3 (WORK * POL * ~TECH * ~INNOV) for Southeast Asia. These demonstrate equifinality [27].</w:t>
       </w:r>
     </w:p>
-    <w:p/>
     <w:p>
       <w:r>
         <w:rPr>
           <w:b/>
-          <w:sz w:val="18"/>
         </w:rPr>
-        <w:t>Table 7. Firm-Level Outcomes in Emerging Economies: Configuration Effects</w:t>
+        <w:t>Table 7. Firm-Level Outcomes in Emerging Economies</w:t>
       </w:r>
     </w:p>
     <w:tbl>
@@ -3957,7 +3895,7 @@
                 <w:color w:val="FFFFFF"/>
                 <w:sz w:val="18"/>
               </w:rPr>
-              <w:t>Configuration Path</w:t>
+              <w:t>Path</w:t>
             </w:r>
           </w:p>
         </w:tc>
@@ -4068,7 +4006,7 @@
               <w:rPr>
                 <w:sz w:val="18"/>
               </w:rPr>
-              <w:t>Path 2: POL + INNOV (India)</w:t>
+              <w:t>Path 2: POL+INNOV (India)</w:t>
             </w:r>
           </w:p>
         </w:tc>
@@ -4153,7 +4091,7 @@
               <w:rPr>
                 <w:sz w:val="18"/>
               </w:rPr>
-              <w:t>Path 3: WORK + POL (SE Asia)</w:t>
+              <w:t>Path 3: WORK+POL (SE Asia)</w:t>
             </w:r>
           </w:p>
         </w:tc>
@@ -4315,22 +4253,12 @@
         <w:pStyle w:val="Heading2"/>
       </w:pPr>
       <w:r>
-        <w:t>4.2 India: Policy-Innovation Nexus Compensating for Infrastructure Gaps</w:t>
+        <w:t>4.2 India: Policy-Innovation Nexus</w:t>
       </w:r>
     </w:p>
     <w:p>
       <w:r>
-        <w:t>India exemplifies Path 2, where government policy ("Make in India," "Digital India") creates a demand-pull for Industry 5.0 technologies, and domestic innovation capacity responds with contextually appropriate solutions despite limited existing technological infrastructure [28].</w:t>
-      </w:r>
-    </w:p>
-    <w:p>
-      <w:r>
-        <w:t>Critical analysis: India's success reflects a fundamentally different innovation logic. The concept of "frugal engineering" produces solutions optimized for constraints: low-cost cobots (under $5,000 vs. $30,000+ in Europe), open-source IoT platforms, and modular digital twins shared across manufacturing clusters. However, this frugal approach faces a critical tension: human-centricity principles require investment in worker safety, training, and well-being that cost-minimization pressures may erode. Evidence shows that Indian implementations scoring highest on Industry 5.0 outcomes are those where policy mandates (not just enables) human-centric design requirements [29, 30].</w:t>
-      </w:r>
-    </w:p>
-    <w:p>
-      <w:r>
-        <w:t>Empirical evidence from seven Indian firms: Low-cost cobot adoption $3,800-$5,200/unit (Indian startups) vs. $28,000-$45,000 (imported); productivity gains 12-18% in automotive assembly; 840 workers trained via NSDC programs; cooperative digital twin platforms reduce per-firm cost by 65%; firms with explicit human-centricity mandates show 40% higher worker retention [31].</w:t>
+        <w:t>India’s "Make in India" and "Digital India" create demand-pull for Industry 5.0 [28]. Frugal engineering produces cobots under $5,000 vs. $30,000+ in Europe; open-source IoT; shared digital twins across clusters [29, 30]. Evidence from seven firms: cobots $3,800-$5,200; productivity +12-18%; 840 workers trained via NSDC; cooperative platforms reduce costs 65%; firms with human-centricity mandates show 40% higher retention [31]. NSDC targets women, informal workers, and rural youth—reflecting inclusive growth.</w:t>
       </w:r>
     </w:p>
     <w:p>
@@ -4338,22 +4266,12 @@
         <w:pStyle w:val="Heading2"/>
       </w:pPr>
       <w:r>
-        <w:t>4.3 Southeast Asia: Workforce Agility as Compensating Mechanism</w:t>
+        <w:t>4.3 Southeast Asia: Workforce Agility</w:t>
       </w:r>
     </w:p>
     <w:p>
       <w:r>
-        <w:t>Southeast Asian economies follow Path 3, where a young, trainable workforce combined with supportive industrial policy compensates for both technological infrastructure and innovation capacity limitations [32].</w:t>
-      </w:r>
-    </w:p>
-    <w:p>
-      <w:r>
-        <w:t>Critical analysis: The Southeast Asian model succeeds through collective rather than individual firm capabilities. SME consortia in Thailand share digital twin licenses; Vietnamese textile clusters access cloud-based production monitoring cooperatively; Indonesian agro-processors pool resources for smartphone-based quality systems. This collective model is both a strength (enabling resource-constrained firms) and a vulnerability (dependent on potentially fragile coordination mechanisms) [33].</w:t>
-      </w:r>
-    </w:p>
-    <w:p>
-      <w:r>
-        <w:t>Empirical evidence from six Southeast Asian firms: Vietnam textiles—cloud monitoring reduces defects 15.3% at $180/month; Thai auto parts—cooperative consortium reduces per-firm investment 78%; Indonesia—smartphone quality sorting achieves 89% accuracy vs. 94% for dedicated systems at 40x cost; mobile micro-learning reaches 3.2x more workers than classroom training; pay-as-you-go models enable 42% of SMEs to participate vs. &lt;8% under capital purchase.</w:t>
+        <w:t>SE Asian economies follow Path 3 through collective capabilities [32]. SME consortia share digital twin licenses; Vietnamese clusters use cloud monitoring cooperatively [33]. Evidence: Vietnam textiles—cloud monitoring -15.3% defects at $180/month; Thai auto parts—consortium reduces investment 78%; Indonesia—89% accuracy smartphone sorting vs. 94% at 40x cost; micro-learning reaches 3.2x more workers; pay-as-you-go enables 42% SME participation. Inclusive implementations with AR training show 28% higher female workforce participation. Distributed manufacturing near consumption points decreases logistics costs and builds resilience.</w:t>
       </w:r>
     </w:p>
     <w:p>
@@ -4366,7 +4284,7 @@
     </w:p>
     <w:p>
       <w:r>
-        <w:t>Brazil presents an analytically valuable negative case. Despite moderate sustainability orientation (SUST = 0.50, highest among emerging cases), Brazil lacks the coherent configuration that characterizes successful pathways [34]. Brazil's challenge is configurational incoherence: investment in bio-economy exists alongside fragmented industrial policy, limited workforce digital readiness, and innovation capacity constrained by macroeconomic instability. The CNI/SENAI network provides training, but without a unified policy framework connecting skilling to deployment, transformation stalls [35].</w:t>
+        <w:t>Brazil lacks configurational coherence despite moderate sustainability (0.50) [34]. Fragmented policy, limited digital readiness, and macroeconomic instability constrain progress [35]. Evidence: SENAI-trained workers lack technology access on-job; only 2/5 firms have reliable broadband; payback 4.7 years vs. 2.1 in India. Currency fluctuations and federal-state policy fragmentation prevent the coherent environment successful pathways require. Configurational alignment needs institutional coherence across governance levels.</w:t>
       </w:r>
     </w:p>
     <w:p>
@@ -4379,10 +4297,9 @@
     </w:p>
     <w:p>
       <w:r>
-        <w:t>A significant finding is the phenomenon of "innovation backflow"—frugal solutions developed under constraint conditions that subsequently prove valuable in advanced-economy contexts [36]: Indian off-grid cobots adapted for European agricultural settings; Indonesian smartphone-based quality inspection adopted by European food SMEs; Brazilian 3D-printed polymer exoskeletons used in German rehabilitation. This reverse flow challenges the linear diffusion model and suggests constraint-driven innovation represents a distinct knowledge creation pathway [37].</w:t>
+        <w:t>Innovation backflow occurs [36]: Indian off-grid cobots adapted for European agriculture; Indonesian smartphone inspection adopted by European food SMEs; Brazilian 3D-printed exoskeletons used in German rehabilitation. This challenges linear diffusion models [37].</w:t>
       </w:r>
     </w:p>
-    <w:p/>
     <w:p>
       <w:pPr>
         <w:jc w:val="center"/>
@@ -4429,9 +4346,8 @@
       <w:r>
         <w:rPr>
           <w:b/>
-          <w:sz w:val="18"/>
         </w:rPr>
-        <w:t>Figure 3. Fuzzy-Set Membership Scores Across Five Causal Conditions for Six Economies (Red dashed line = 0.5 crossover threshold).</w:t>
+        <w:t>Figure 3. Fuzzy-Set Membership Scores Across Five Causal Conditions for Six Economies.</w:t>
       </w:r>
     </w:p>
     <w:p>
@@ -4439,7 +4355,7 @@
         <w:pStyle w:val="Heading1"/>
       </w:pPr>
       <w:r>
-        <w:t>5. COMPARATIVE SYNTHESIS: CONFIGURATIONS, CONVERGENCES, AND DIVERGENCES</w:t>
+        <w:t>5. COMPARATIVE SYNTHESIS</w:t>
       </w:r>
     </w:p>
     <w:p>
@@ -4450,14 +4366,12 @@
         <w:t>5.1 Configurational Comparison</w:t>
       </w:r>
     </w:p>
-    <w:p/>
     <w:p>
       <w:r>
         <w:rPr>
           <w:b/>
-          <w:sz w:val="18"/>
         </w:rPr>
-        <w:t>Table 8. Comparative Synthesis: Configurational Pathways to Industry 5.0</w:t>
+        <w:t>Table 8. Comparative Synthesis: Configurational Pathways</w:t>
       </w:r>
     </w:p>
     <w:tbl>
@@ -4604,7 +4518,7 @@
               <w:rPr>
                 <w:sz w:val="18"/>
               </w:rPr>
-              <w:t>Collective workforce + policy enablement</w:t>
+              <w:t>Collective workforce + policy</w:t>
             </w:r>
           </w:p>
         </w:tc>
@@ -4619,7 +4533,7 @@
               <w:rPr>
                 <w:sz w:val="18"/>
               </w:rPr>
-              <w:t>Technology profile</w:t>
+              <w:t>Technology</w:t>
             </w:r>
           </w:p>
         </w:tc>
@@ -4632,7 +4546,7 @@
               <w:rPr>
                 <w:sz w:val="18"/>
               </w:rPr>
-              <w:t>High-cost integrated systems</w:t>
+              <w:t>High-cost, integrated</w:t>
             </w:r>
           </w:p>
         </w:tc>
@@ -4658,7 +4572,7 @@
               <w:rPr>
                 <w:sz w:val="18"/>
               </w:rPr>
-              <w:t>Cloud-based, mobile-first, subscription</w:t>
+              <w:t>Cloud-based, mobile-first</w:t>
             </w:r>
           </w:p>
         </w:tc>
@@ -4688,7 +4602,7 @@
               <w:rPr>
                 <w:sz w:val="18"/>
               </w:rPr>
-              <w:t>Reinforcing (accelerates capable firms)</w:t>
+              <w:t>Reinforcing</w:t>
             </w:r>
           </w:p>
         </w:tc>
@@ -4702,7 +4616,7 @@
               <w:rPr>
                 <w:sz w:val="18"/>
               </w:rPr>
-              <w:t>Constitutive (creates conditions)</w:t>
+              <w:t>Constitutive</w:t>
             </w:r>
           </w:p>
         </w:tc>
@@ -4716,7 +4630,7 @@
               <w:rPr>
                 <w:sz w:val="18"/>
               </w:rPr>
-              <w:t>Enabling (removes barriers)</w:t>
+              <w:t>Enabling</w:t>
             </w:r>
           </w:p>
         </w:tc>
@@ -4731,7 +4645,7 @@
               <w:rPr>
                 <w:sz w:val="18"/>
               </w:rPr>
-              <w:t>Workforce dynamic</w:t>
+              <w:t>Workforce</w:t>
             </w:r>
           </w:p>
         </w:tc>
@@ -4757,7 +4671,7 @@
               <w:rPr>
                 <w:sz w:val="18"/>
               </w:rPr>
-              <w:t>Young; digital literacy + I5.0 skills</w:t>
+              <w:t>Young; digital literacy + I5.0</w:t>
             </w:r>
           </w:p>
         </w:tc>
@@ -4770,7 +4684,7 @@
               <w:rPr>
                 <w:sz w:val="18"/>
               </w:rPr>
-              <w:t>Young, trainable; micro-learning at scale</w:t>
+              <w:t>Young; micro-learning at scale</w:t>
             </w:r>
           </w:p>
         </w:tc>
@@ -4786,7 +4700,7 @@
               <w:rPr>
                 <w:sz w:val="18"/>
               </w:rPr>
-              <w:t>Scaling logic</w:t>
+              <w:t>Scaling</w:t>
             </w:r>
           </w:p>
         </w:tc>
@@ -4800,7 +4714,7 @@
               <w:rPr>
                 <w:sz w:val="18"/>
               </w:rPr>
-              <w:t>Deep integration into complex systems</w:t>
+              <w:t>Deep integration</w:t>
             </w:r>
           </w:p>
         </w:tc>
@@ -4814,7 +4728,7 @@
               <w:rPr>
                 <w:sz w:val="18"/>
               </w:rPr>
-              <w:t>Rapid replication via policy clusters</w:t>
+              <w:t>Policy-backed clusters</w:t>
             </w:r>
           </w:p>
         </w:tc>
@@ -4828,7 +4742,7 @@
               <w:rPr>
                 <w:sz w:val="18"/>
               </w:rPr>
-              <w:t>Grassroots via SME consortia</w:t>
+              <w:t>SME consortia</w:t>
             </w:r>
           </w:p>
         </w:tc>
@@ -4843,7 +4757,7 @@
               <w:rPr>
                 <w:sz w:val="18"/>
               </w:rPr>
-              <w:t>Key vulnerability</w:t>
+              <w:t>Vulnerability</w:t>
             </w:r>
           </w:p>
         </w:tc>
@@ -4856,7 +4770,7 @@
               <w:rPr>
                 <w:sz w:val="18"/>
               </w:rPr>
-              <w:t>Legacy systems; data governance</w:t>
+              <w:t>Legacy; data governance</w:t>
             </w:r>
           </w:p>
         </w:tc>
@@ -4869,7 +4783,7 @@
               <w:rPr>
                 <w:sz w:val="18"/>
               </w:rPr>
-              <w:t>Human-centricity erosion under cost pressure</w:t>
+              <w:t>Cost vs. human-centricity</w:t>
             </w:r>
           </w:p>
         </w:tc>
@@ -4893,12 +4807,7 @@
         <w:pStyle w:val="Heading2"/>
       </w:pPr>
       <w:r>
-        <w:t>5.2 Convergent Themes Across All Pathways</w:t>
-      </w:r>
-    </w:p>
-    <w:p>
-      <w:r>
-        <w:t>Despite divergent configurations, three themes emerge consistently across all successful cases:</w:t>
+        <w:t>5.2 Convergent Themes</w:t>
       </w:r>
     </w:p>
     <w:p>
@@ -4906,10 +4815,10 @@
         <w:rPr>
           <w:b/>
         </w:rPr>
-        <w:t xml:space="preserve">Supply chain resilience as shared priority: </w:t>
+        <w:t xml:space="preserve">Supply chain resilience: </w:t>
       </w:r>
       <w:r>
-        <w:t>Post-COVID-19, all six economies increased investment in supply chain visibility through IoT and digital twins—though the scale differs (enterprise-grade in advanced economies; mobile-first in emerging ones) [38].</w:t>
+        <w:t>All economies increased investment in visibility through IoT and digital twins post-COVID. India builds redundant logistics; Germany reshores critical production; SE Asia diversifies suppliers. Workforce flexibility for rapid line reorientation is emphasized [38].</w:t>
       </w:r>
     </w:p>
     <w:p>
@@ -4917,10 +4826,10 @@
         <w:rPr>
           <w:b/>
         </w:rPr>
-        <w:t xml:space="preserve">Digital transformation as enablement, not replacement: </w:t>
+        <w:t xml:space="preserve">Digital transformation as enablement: </w:t>
       </w:r>
       <w:r>
-        <w:t>Firms scoring highest on Industry 5.0 outcomes deploy automation to augment human capabilities rather than substitute them. Firms framing automation as "worker augmentation" experience 40% lower resistance to adoption [39].</w:t>
+        <w:t>Firms framing automation as "worker augmentation" experience 40% lower adoption resistance [39].</w:t>
       </w:r>
     </w:p>
     <w:p>
@@ -4928,10 +4837,10 @@
         <w:rPr>
           <w:b/>
         </w:rPr>
-        <w:t xml:space="preserve">Continuous workforce upskilling: </w:t>
+        <w:t xml:space="preserve">Continuous upskilling: </w:t>
       </w:r>
       <w:r>
-        <w:t>Workforce-related investments appear across all successful configurations. In both contexts, tripartite partnerships (government-industry-training providers) outperform unilateral approaches [40].</w:t>
+        <w:t>Tripartite partnerships (government-industry-training) outperform unilateral approaches [40].</w:t>
       </w:r>
     </w:p>
     <w:p>
@@ -4939,15 +4848,14 @@
         <w:pStyle w:val="Heading2"/>
       </w:pPr>
       <w:r>
-        <w:t>5.3 The Flexibility Proposition</w:t>
+        <w:t>5.3 Industry 5.0 as Adaptive Framework</w:t>
       </w:r>
     </w:p>
     <w:p>
       <w:r>
-        <w:t>The configurational evidence conclusively supports the proposition that Industry 5.0 is not a universal blueprint but an adaptive framework. The three equifinal pathways demonstrate that the same three pillars (human-centricity, sustainability, resilience) can be realized through fundamentally different institutional, technological, and policy arrangements. This flexibility is a design feature, not a limitation [41].</w:t>
+        <w:t>The configurational evidence supports that Industry 5.0 is not a universal blueprint but an adaptive framework. Three equifinal pathways demonstrate that the same pillars can be realized through fundamentally different arrangements [41].</w:t>
       </w:r>
     </w:p>
-    <w:p/>
     <w:p>
       <w:pPr>
         <w:jc w:val="center"/>
@@ -4994,9 +4902,8 @@
       <w:r>
         <w:rPr>
           <w:b/>
-          <w:sz w:val="18"/>
         </w:rPr>
-        <w:t>Figure 4. Comparative Matrix: Technology, Policy, Workforce, and Scalability Across Advanced and Emerging Economies.</w:t>
+        <w:t>Figure 4. Comparative Matrix: Divergent Pathways to Convergent Industry 5.0 Outcomes.</w:t>
       </w:r>
     </w:p>
     <w:p>
@@ -5004,7 +4911,7 @@
         <w:pStyle w:val="Heading1"/>
       </w:pPr>
       <w:r>
-        <w:t>6. DISCUSSION: THEORETICAL AND PRACTICAL IMPLICATIONS</w:t>
+        <w:t>6. DISCUSSION</w:t>
       </w:r>
     </w:p>
     <w:p>
@@ -5017,7 +4924,7 @@
     </w:p>
     <w:p>
       <w:r>
-        <w:t>This chapter makes three theoretical contributions: First, it demonstrates the explanatory power of configurational theory for understanding Industry 5.0 transitions by revealing equifinal pathways [42]. Second, it challenges technological determinism by showing that emerging economies achieve meaningful outcomes through non-technology-led configurations [43]. Third, it provides empirical grounding for the "flexibility" claim by identifying the specific conditions and configurations through which adaptation occurs [44].</w:t>
+        <w:t>Three contributions: First, demonstrating configurational theory’s explanatory power for Industry 5.0 transitions [42]. Second, challenging technological determinism by showing non-technology-led pathways succeed [43]. Third, providing empirical grounding for the "flexibility" claim through specific identified configurations [44].</w:t>
       </w:r>
     </w:p>
     <w:p>
@@ -5025,12 +4932,20 @@
         <w:pStyle w:val="Heading2"/>
       </w:pPr>
       <w:r>
-        <w:t>6.2 Policy Implications</w:t>
+        <w:t>6.2 Implications for SMEs</w:t>
       </w:r>
     </w:p>
     <w:p>
       <w:r>
-        <w:t>Five evidence-based policy recommendations emerge from the configurational evidence:</w:t>
+        <w:t>In emerging economies, &gt;90% of manufacturing firms are SMEs facing fundamentally different constraints than multinationals. Successful SME participation depends on collective models—shared platforms, consortia, and pay-as-you-go subscriptions. In advanced economies, SMEs face legacy integration and limited IT capacity. Policy must explicitly address the SME dimension through shared infrastructure and cooperative support mechanisms.</w:t>
+      </w:r>
+    </w:p>
+    <w:p>
+      <w:pPr>
+        <w:pStyle w:val="Heading2"/>
+      </w:pPr>
+      <w:r>
+        <w:t>6.3 Policy Implications</w:t>
       </w:r>
     </w:p>
     <w:p>
@@ -5038,7 +4953,7 @@
         <w:pStyle w:val="ListNumber"/>
       </w:pPr>
       <w:r>
-        <w:t>Develop context-specific national Industry 5.0 roadmaps aligned with existing configurational strengths rather than emulating other economies' approaches [45].</w:t>
+        <w:t>Develop context-specific national Industry 5.0 roadmaps aligned with configurational strengths [45].</w:t>
       </w:r>
     </w:p>
     <w:p>
@@ -5046,7 +4961,7 @@
         <w:pStyle w:val="ListNumber"/>
       </w:pPr>
       <w:r>
-        <w:t>Invest in shared digital infrastructure (open IoT platforms, cloud AI services) to reduce SME adoption barriers—higher social returns than subsidizing individual firms [46].</w:t>
+        <w:t>Invest in shared digital infrastructure to reduce SME adoption barriers [46].</w:t>
       </w:r>
     </w:p>
     <w:p>
@@ -5054,7 +4969,7 @@
         <w:pStyle w:val="ListNumber"/>
       </w:pPr>
       <w:r>
-        <w:t>Mandate human-centric design principles for collaborative technologies, including ergonomic safety and algorithmic transparency requirements [47].</w:t>
+        <w:t>Mandate human-centric design principles including ergonomic safety and algorithmic transparency [47].</w:t>
       </w:r>
     </w:p>
     <w:p>
@@ -5062,7 +4977,7 @@
         <w:pStyle w:val="ListNumber"/>
       </w:pPr>
       <w:r>
-        <w:t>Create flexible lifelong learning accounts enabling workers to access training throughout their careers adaptable to changing technological demands [48].</w:t>
+        <w:t>Create flexible lifelong learning accounts for continuous career-long upskilling [48].</w:t>
       </w:r>
     </w:p>
     <w:p>
@@ -5070,7 +4985,7 @@
         <w:pStyle w:val="ListNumber"/>
       </w:pPr>
       <w:r>
-        <w:t>Link Industry 5.0 investment to climate commitments through measurable sustainability targets tied to industrial policy incentives [49].</w:t>
+        <w:t>Link Industry 5.0 investment to climate commitments through measurable sustainability targets [49].</w:t>
       </w:r>
     </w:p>
     <w:p>
@@ -5078,17 +4993,12 @@
         <w:pStyle w:val="Heading2"/>
       </w:pPr>
       <w:r>
-        <w:t>6.3 Limitations and Future Research Directions</w:t>
+        <w:t>6.4 Limitations and Future Research</w:t>
       </w:r>
     </w:p>
     <w:p>
       <w:r>
-        <w:t>Limitations include: (1) Six cases provide diversity for QCA but limit statistical generalizability—future research should expand to additional economies [50]; (2) Cross-sectional calibration—longitudinal QCA would reveal how configurations evolve [51]; (3) Southeast Asia as composite case obscures within-region variation.</w:t>
-      </w:r>
-    </w:p>
-    <w:p>
-      <w:r>
-        <w:t>Three priority research directions: (1) Cross-regional collaboration studies examining how advanced-economy manufacturers can partner with emerging-economy frugal innovators [52]; (2) Ethical AI in human-robot teams addressing algorithmic bias, surveillance, and liability allocation [53]; (3) Circular economy integration as intrinsic Industry 5.0 design feature rather than add-on module [54].</w:t>
+        <w:t>Limitations: (1) Six cases limit generalizability—expand to South Korea, Mexico, Poland [50]; (2) Cross-sectional calibration—longitudinal QCA needed [51]; (3) SE Asia composite obscures within-region variation; (4) Sector-specific QCA may reveal industry-vertical pathway differences. Priority directions: cross-regional collaboration [52], ethical AI in human-robot teams [53], circular economy as integral design feature [54], and methodological extensions including temporal QCA and multi-value QCA.</w:t>
       </w:r>
     </w:p>
     <w:p>
@@ -5101,17 +5011,22 @@
     </w:p>
     <w:p>
       <w:r>
-        <w:t>Industry 5.0 represents a fundamental opportunity to redefine industrial progress around people, planet, and prosperity. This chapter's Qualitative Comparative Analysis demonstrates that this redefinition is achievable through multiple configurational pathways—not a single model. Advanced economies succeed through technology-innovation-workforce synergies embedded in mature institutional structures. Emerging economies succeed through alternative configurations combining policy-driven innovation (India) or collective workforce capabilities (Southeast Asia) with supportive governance frameworks.</w:t>
+        <w:t>Industry 5.0 represents a fundamental opportunity to redefine industrial progress. This chapter’s QCA demonstrates multiple configurational pathways exist. Advanced economies succeed through technology-innovation-workforce synergies. Emerging economies succeed through policy-driven innovation (India) or collective workforce capabilities (SE Asia).</w:t>
       </w:r>
     </w:p>
     <w:p>
       <w:r>
-        <w:t>The key insight is not that advanced economies are "ahead" and emerging ones "behind" on a single trajectory, but rather that different starting conditions enable different—yet equally valid—pathways to the same human-centric, sustainable, and resilient industrial outcomes. The critical requirement is configurational coherence: conditions must combine in mutually reinforcing ways. Brazil's underperformance illustrates that moderate levels of individual conditions, without configurational alignment, produce weaker outcomes than coherent combinations of even limited conditions.</w:t>
+        <w:t>The key insight is that different starting conditions enable different—yet equally valid—pathways to human-centric, sustainable, resilient outcomes. The critical requirement is configurational coherence. Brazil’s underperformance shows that moderate individual conditions without alignment produce weaker outcomes than coherent combinations of limited conditions.</w:t>
       </w:r>
     </w:p>
     <w:p>
       <w:r>
-        <w:t>The future of industry is neither automation nor humans—it is human-automation collaboration, shaped by local realities and governed by shared principles of sustainability and resilience. The evidence presented here provides both the analytical framework and the empirical foundation for economies worldwide to identify and pursue their contextually appropriate Industry 5.0 pathways.</w:t>
+        <w:t>International organizations should facilitate pathway identification rather than prescribe uniform models. Technology transfer should recognize bidirectional innovation flows. The sustainability pillar requires mandatory linkage to environmental targets. Configurational theory and QCA provide valuable methodology for understanding complex industrial transitions.</w:t>
+      </w:r>
+    </w:p>
+    <w:p>
+      <w:r>
+        <w:t>The future of industry is human-automation collaboration, shaped by local realities and governed by shared principles of sustainability and resilience. Industry 5.0’s promise lies in this adaptive capacity—honoring universal principles while respecting local contexts. The evidence here provides both framework and foundation for economies worldwide to pursue their contextually appropriate Industry 5.0 pathways toward people, planet, and prosperity.</w:t>
       </w:r>
     </w:p>
     <w:p>
@@ -5143,7 +5058,7 @@
         <w:rPr>
           <w:sz w:val="18"/>
         </w:rPr>
-        <w:t>2. European Commission. (2021). Industry 5.0: Towards a sustainable, human-centric and resilient European industry. DG Research and Innovation.</w:t>
+        <w:t>2. European Commission. (2021). Industry 5.0: Towards a sustainable, human-centric and resilient European industry.</w:t>
       </w:r>
     </w:p>
     <w:p>
@@ -5167,7 +5082,7 @@
         <w:rPr>
           <w:sz w:val="18"/>
         </w:rPr>
-        <w:t>4. Maddikunta, P. K. R., et al. (2022). Industry 5.0: A survey on enabling technologies and potential applications. Journal of Industrial Information Integration, 26, 100257.</w:t>
+        <w:t>4. Maddikunta, P. K. R., et al. (2022). Industry 5.0: A survey on enabling technologies. J. Industrial Information Integration, 26, 100257.</w:t>
       </w:r>
     </w:p>
     <w:p>
@@ -5191,7 +5106,7 @@
         <w:rPr>
           <w:sz w:val="18"/>
         </w:rPr>
-        <w:t>6. Wang, B., et al. (2025). Future research directions on human-centric smart manufacturing. In Human-centric smart manufacturing towards Industry 5.0 (pp. 359-369). Springer.</w:t>
+        <w:t>6. Wang, B., et al. (2025). Future research on human-centric smart manufacturing. Springer.</w:t>
       </w:r>
     </w:p>
     <w:p>
@@ -5227,7 +5142,7 @@
         <w:rPr>
           <w:sz w:val="18"/>
         </w:rPr>
-        <w:t>9. Nielsen, P. C., &amp; Brix, P. J. (2023). Towards Society 5.0. Journal of Behavioural Economics and Social Systems, 5(1).</w:t>
+        <w:t>9. Nielsen, P. C., &amp; Brix, P. J. (2023). Towards Society 5.0. J. Behavioural Economics and Social Systems, 5(1).</w:t>
       </w:r>
     </w:p>
     <w:p>
@@ -5251,7 +5166,7 @@
         <w:rPr>
           <w:sz w:val="18"/>
         </w:rPr>
-        <w:t>11. Schneider, C. Q., &amp; Wagemann, C. (2012). Set-theoretic methods for the social sciences. Cambridge University Press.</w:t>
+        <w:t>11. Schneider, C. Q., &amp; Wagemann, C. (2012). Set-theoretic methods. Cambridge University Press.</w:t>
       </w:r>
     </w:p>
     <w:p>
@@ -5347,7 +5262,7 @@
         <w:rPr>
           <w:sz w:val="18"/>
         </w:rPr>
-        <w:t>19. Ricci, R., et al. (2021). External knowledge search and Industry 4.0 adoption in SMEs. Int. J. Production Economics, 240, 108234.</w:t>
+        <w:t>19. Ricci, R., et al. (2021). External knowledge search and Industry 4.0 in SMEs. Int. J. Production Economics, 240, 108234.</w:t>
       </w:r>
     </w:p>
     <w:p>
@@ -5359,7 +5274,7 @@
         <w:rPr>
           <w:sz w:val="18"/>
         </w:rPr>
-        <w:t>20. Ahn, S., et al. (2025). Embedded machine learning for worker intention recognition in HRC.</w:t>
+        <w:t>20. Ahn, S., et al. (2025). Embedded ML for worker intention recognition in HRC.</w:t>
       </w:r>
     </w:p>
     <w:p>
@@ -5371,7 +5286,7 @@
         <w:rPr>
           <w:sz w:val="18"/>
         </w:rPr>
-        <w:t>21. Liu, H., &amp; Wang, L. (2021). Gesture recognition for human-robot collaboration. In Advanced HRC in manufacturing (pp. 43-68).</w:t>
+        <w:t>21. Liu, H., &amp; Wang, L. (2021). Gesture recognition for HRC. In Advanced HRC in manufacturing (pp. 43-68).</w:t>
       </w:r>
     </w:p>
     <w:p>
@@ -5383,7 +5298,7 @@
         <w:rPr>
           <w:sz w:val="18"/>
         </w:rPr>
-        <w:t>22. Makris, S. (2020). Workplace generation for HRC. In Cooperating robots for flexible manufacturing (pp. 255-269).</w:t>
+        <w:t>22. Makris, S. (2020). Workplace generation for HRC. In Cooperating robots (pp. 255-269).</w:t>
       </w:r>
     </w:p>
     <w:p>
@@ -5395,7 +5310,7 @@
         <w:rPr>
           <w:sz w:val="18"/>
         </w:rPr>
-        <w:t>23. Kiran, U., &amp; Suryawanshi, S. (2025). Navigating cybersecurity in Industry 5.0. In Industry 5.0 (pp. 237-263).</w:t>
+        <w:t>23. Kiran, U., &amp; Suryawanshi, S. (2025). Navigating cybersecurity in Industry 5.0. Springer.</w:t>
       </w:r>
     </w:p>
     <w:p>
@@ -5419,7 +5334,7 @@
         <w:rPr>
           <w:sz w:val="18"/>
         </w:rPr>
-        <w:t>25. Bilgic Istoc, S. (2025). Release of autonomous commercial vehicles. In Commercial Vehicles 2025 (pp. 109-118).</w:t>
+        <w:t>25. Bilgic Istoc, S. (2025). Release of autonomous commercial vehicles. In Commercial Vehicles 2025.</w:t>
       </w:r>
     </w:p>
     <w:p>
@@ -5431,7 +5346,7 @@
         <w:rPr>
           <w:sz w:val="18"/>
         </w:rPr>
-        <w:t>26. Kühn, S. (2018). Global employment and social trends. World Employment and Social Outlook, 2018(1), 5-10.</w:t>
+        <w:t>26. Kühn, S. (2018). Global employment and social trends. World Employment and Social Outlook.</w:t>
       </w:r>
     </w:p>
     <w:p>
@@ -5443,7 +5358,7 @@
         <w:rPr>
           <w:sz w:val="18"/>
         </w:rPr>
-        <w:t>27. Tamvada, J. P., et al. (2022). Adopting new technology in emerging economy SMEs. Technological Forecasting and Social Change, 185, 122088.</w:t>
+        <w:t>27. Tamvada, J. P., et al. (2022). Adopting new technology in emerging economy SMEs. Technological Forecasting, 185, 122088.</w:t>
       </w:r>
     </w:p>
     <w:p>
@@ -5467,7 +5382,7 @@
         <w:rPr>
           <w:sz w:val="18"/>
         </w:rPr>
-        <w:t>29. Das, A. M. (2016). Frugal innovation. Journal of Scientometric Research, 5(2), 168-169.</w:t>
+        <w:t>29. Das, A. M. (2016). Frugal innovation. J. Scientometric Research, 5(2), 168-169.</w:t>
       </w:r>
     </w:p>
     <w:p>
@@ -5503,7 +5418,7 @@
         <w:rPr>
           <w:sz w:val="18"/>
         </w:rPr>
-        <w:t>32. Ghafar, N. H. (2022). Big data analytics in Southeast Asia. In Digital transformation in SE Asia (pp. 72-85).</w:t>
+        <w:t>32. Ghafar, N. H. (2022). Big data analytics in SE Asia. In Digital transformation in SE Asia (pp. 72-85).</w:t>
       </w:r>
     </w:p>
     <w:p>
@@ -5527,7 +5442,7 @@
         <w:rPr>
           <w:sz w:val="18"/>
         </w:rPr>
-        <w:t>34. Ivascu, L. (2020). Sustainable manufacturing in Industry 4.0 context. Processes, 8(5), 585.</w:t>
+        <w:t>34. Ivascu, L. (2020). Sustainable manufacturing in Industry 4.0. Processes, 8(5), 585.</w:t>
       </w:r>
     </w:p>
     <w:p>
@@ -5539,7 +5454,7 @@
         <w:rPr>
           <w:sz w:val="18"/>
         </w:rPr>
-        <w:t>35. Chen, Y., et al. (2022). AI, innovation and upgrading of equipment manufacturing. J. Asian Research, 6(4), 30-44.</w:t>
+        <w:t>35. Chen, Y., et al. (2022). AI and upgrading of equipment manufacturing. J. Asian Research, 6(4), 30-44.</w:t>
       </w:r>
     </w:p>
     <w:p>
@@ -5551,7 +5466,7 @@
         <w:rPr>
           <w:sz w:val="18"/>
         </w:rPr>
-        <w:t>36. Brueckner, M. (2013). Fortune at the bottom of the pyramid. In Encyclopedia of CSR (pp. 1149-1154).</w:t>
+        <w:t>36. Brueckner, M. (2013). Fortune at the bottom of the pyramid. In Encyclopedia of CSR.</w:t>
       </w:r>
     </w:p>
     <w:p>
@@ -5587,7 +5502,7 @@
         <w:rPr>
           <w:sz w:val="18"/>
         </w:rPr>
-        <w:t>39. Shivadekar, S. (2025). AI for cognitive systems: Deep learning and human-centric intelligence.</w:t>
+        <w:t>39. Shivadekar, S. (2025). AI for cognitive systems.</w:t>
       </w:r>
     </w:p>
     <w:p>
@@ -5611,7 +5526,7 @@
         <w:rPr>
           <w:sz w:val="18"/>
         </w:rPr>
-        <w:t>41. Trigkas, M., et al. (2020). Circular economy: Greek industry leaders. Resources, Conservation and Recycling, 163, 105092.</w:t>
+        <w:t>41. Trigkas, M., et al. (2020). Circular economy: Greek industry leaders. Resources, Conservation and Recycling, 163.</w:t>
       </w:r>
     </w:p>
     <w:p>
@@ -5623,7 +5538,7 @@
         <w:rPr>
           <w:sz w:val="18"/>
         </w:rPr>
-        <w:t>42. Nesterova, I. (2021). Addressing change in values in degrowth business. J. Cleaner Production, 315, 128152.</w:t>
+        <w:t>42. Nesterova, I. (2021). Change in values in degrowth business. J. Cleaner Production, 315, 128152.</w:t>
       </w:r>
     </w:p>
     <w:p>
@@ -5647,7 +5562,7 @@
         <w:rPr>
           <w:sz w:val="18"/>
         </w:rPr>
-        <w:t>44. Weiss, J. (2013). Industrial policy in the twenty-first century. In Pathways to industrialization (pp. 393-412).</w:t>
+        <w:t>44. Weiss, J. (2013). Industrial policy in the twenty-first century. Oxford University Press.</w:t>
       </w:r>
     </w:p>
     <w:p>
@@ -5671,7 +5586,7 @@
         <w:rPr>
           <w:sz w:val="18"/>
         </w:rPr>
-        <w:t>46. Allen, P., et al. (2021). Preparing for a future in global business. I-Manager's J. on Management, 16(2), 37.</w:t>
+        <w:t>46. Allen, P., et al. (2021). Preparing for a future in global business. I-Manager’s J. on Management.</w:t>
       </w:r>
     </w:p>
     <w:p>
@@ -5683,7 +5598,7 @@
         <w:rPr>
           <w:sz w:val="18"/>
         </w:rPr>
-        <w:t>47. Solon, G. (2002). Cross-country differences in intergenerational earnings mobility. J. Economic Perspectives, 16(3), 59-66.</w:t>
+        <w:t>47. Solon, G. (2002). Cross-country differences in intergenerational earnings. J. Economic Perspectives, 16(3).</w:t>
       </w:r>
     </w:p>
     <w:p>
@@ -5695,7 +5610,7 @@
         <w:rPr>
           <w:sz w:val="18"/>
         </w:rPr>
-        <w:t>48. Trapp, K. (2015). Measuring the labour income share of developing countries. WIDER Working Paper.</w:t>
+        <w:t>48. Trapp, K. (2015). Measuring the labour income share. WIDER Working Paper.</w:t>
       </w:r>
     </w:p>
     <w:p>
@@ -5707,7 +5622,7 @@
         <w:rPr>
           <w:sz w:val="18"/>
         </w:rPr>
-        <w:t>49. Ni, P. (2023). Global urban sustainable competitiveness. In The world: 300 years of urbanization (pp. 307-323).</w:t>
+        <w:t>49. Ni, P. (2023). Global urban sustainable competitiveness. Springer.</w:t>
       </w:r>
     </w:p>
     <w:p>
@@ -5719,7 +5634,7 @@
         <w:rPr>
           <w:sz w:val="18"/>
         </w:rPr>
-        <w:t>50. Medhekar, A., &amp; Haq, F. (2020). Cross-border cooperation for trade and tourism. In CBC strategies (pp. 168-191).</w:t>
+        <w:t>50. Medhekar, A., &amp; Haq, F. (2020). Cross-border cooperation. IGI Global.</w:t>
       </w:r>
     </w:p>
     <w:p>
@@ -5731,7 +5646,7 @@
         <w:rPr>
           <w:sz w:val="18"/>
         </w:rPr>
-        <w:t>51. Meyer, F. V. (1987). State, finance and industry. International Affairs, 63(2), 300-301.</w:t>
+        <w:t>51. Meyer, F. V. (1987). State, finance and industry. International Affairs, 63(2).</w:t>
       </w:r>
     </w:p>
     <w:p>
@@ -5767,7 +5682,7 @@
         <w:rPr>
           <w:sz w:val="18"/>
         </w:rPr>
-        <w:t>54. Zhang, Y. (2023). High-tech enterprise strategy on commercial credit financing. Science Innovation.</w:t>
+        <w:t>54. Zhang, Y. (2023). High-tech enterprise strategy. Science Innovation.</w:t>
       </w:r>
     </w:p>
     <w:p>
@@ -5779,7 +5694,7 @@
         <w:rPr>
           <w:sz w:val="18"/>
         </w:rPr>
-        <w:t>55. Yawson, R. M. (2010). Skill needs in nanotechnology. J. Vocational Education &amp; Training, 62(3), 285-296.</w:t>
+        <w:t>55. Yawson, R. M. (2010). Skill needs in nanotechnology. J. Vocational Education &amp; Training, 62(3).</w:t>
       </w:r>
     </w:p>
     <w:p>
@@ -5803,7 +5718,7 @@
         <w:rPr>
           <w:sz w:val="18"/>
         </w:rPr>
-        <w:t>57. Poth, C. N. (2023). Mixed methods research design. In SAGE handbook (pp. 1-14).</w:t>
+        <w:t>57. Poth, C. N. (2023). Mixed methods research design. SAGE.</w:t>
       </w:r>
     </w:p>
     <w:p>
@@ -5815,7 +5730,7 @@
         <w:rPr>
           <w:sz w:val="18"/>
         </w:rPr>
-        <w:t>58. Sethi, S. P. (2014). Just business: Multinational corporations and human rights. J. Business Ethics, 123(2), 361-362.</w:t>
+        <w:t>58. Sethi, S. P. (2014). Just business. J. Business Ethics, 123(2), 361-362.</w:t>
       </w:r>
     </w:p>
     <w:sectPr>
